--- a/docs/contract-template-samples/sample_SC_FOB.docx
+++ b/docs/contract-template-samples/sample_SC_FOB.docx
@@ -277,7 +277,7 @@
           <w:sz w:val="24"/>
           <w:szCs w:val="24"/>
         </w:rPr>
-        <w:t>Date: 22 May 2026</w:t>
+        <w:t>Date: {{contract_date}}</w:t>
       </w:r>
     </w:p>
     <w:bookmarkEnd w:id="0"/>
@@ -418,7 +418,7 @@
           <w:szCs w:val="26"/>
           <w:u w:val="single"/>
         </w:rPr>
-        <w:t>THE BUYER: APOLLO TYRES LTD</w:t>
+        <w:t>THE BUYER: {{buyer_name}}</w:t>
       </w:r>
     </w:p>
     <w:p>
@@ -439,7 +439,7 @@
           <w:sz w:val="26"/>
           <w:szCs w:val="26"/>
         </w:rPr>
-        <w:t>3rd Floor, Apollo House, 7 Institutional Area, Sector 32, Gurugram-122001, Haryana, India</w:t>
+        <w:t>{{buyer_address}}</w:t>
       </w:r>
     </w:p>
     <w:p>
@@ -459,7 +459,7 @@
           <w:sz w:val="26"/>
           <w:szCs w:val="26"/>
         </w:rPr>
-        <w:t>PHONE | FAX : +91-124-2383500</w:t>
+        <w:t>PHONE | FAX : {{buyer_phone}}</w:t>
       </w:r>
     </w:p>
     <w:p>
@@ -705,7 +705,7 @@
                 <w:sz w:val="24"/>
                 <w:szCs w:val="24"/>
               </w:rPr>
-              <w:t>FOB DA NANG PORT, VIETNAM</w:t>
+              <w:t>{{incoterm}} {{pol}}</w:t>
             </w:r>
           </w:p>
         </w:tc>
@@ -803,7 +803,7 @@
                 <w:sz w:val="24"/>
                 <w:szCs w:val="24"/>
               </w:rPr>
-              <w:t>NATURAL RUBBER SVR3L</w:t>
+              <w:t>NATURAL RUBBER {{grade}}</w:t>
             </w:r>
           </w:p>
           <w:p>
@@ -854,7 +854,7 @@
                 <w:sz w:val="26"/>
                 <w:szCs w:val="26"/>
               </w:rPr>
-              <w:t>42.00</w:t>
+              <w:t>{{quantity}}</w:t>
             </w:r>
           </w:p>
           <w:p>
@@ -895,7 +895,7 @@
                 <w:sz w:val="26"/>
                 <w:szCs w:val="26"/>
               </w:rPr>
-              <w:t>2,350</w:t>
+              <w:t>{{unit_price}}</w:t>
             </w:r>
           </w:p>
         </w:tc>
@@ -926,7 +926,7 @@
                 <w:sz w:val="26"/>
                 <w:szCs w:val="26"/>
               </w:rPr>
-              <w:t>98,700.00</w:t>
+              <w:t>{{amount}}</w:t>
             </w:r>
           </w:p>
         </w:tc>
@@ -994,7 +994,7 @@
                 <w:sz w:val="26"/>
                 <w:szCs w:val="26"/>
               </w:rPr>
-              <w:t>42.00</w:t>
+              <w:t>{{quantity}}</w:t>
             </w:r>
           </w:p>
         </w:tc>
@@ -1049,7 +1049,7 @@
                 <w:sz w:val="26"/>
                 <w:szCs w:val="26"/>
               </w:rPr>
-              <w:t>98,700.00</w:t>
+              <w:t>{{amount}}</w:t>
             </w:r>
           </w:p>
         </w:tc>
@@ -1117,7 +1117,7 @@
           <w:sz w:val="26"/>
           <w:szCs w:val="26"/>
         </w:rPr>
-        <w:t>- 35 kg/bale, Loose bales packing</w:t>
+        <w:t>- {{packing_desc}}</w:t>
       </w:r>
     </w:p>
     <w:p>
@@ -1138,7 +1138,7 @@
           <w:szCs w:val="26"/>
           <w:lang w:val="vi-VN"/>
         </w:rPr>
-        <w:t>-Total: 1,260 bales / 3 x 20'</w:t>
+        <w:t>-Total: {{bales_total}} bales / {{containers}} x {{cont_type}}</w:t>
       </w:r>
     </w:p>
     <w:bookmarkEnd w:id="1"/>
@@ -1203,7 +1203,7 @@
           <w:sz w:val="26"/>
           <w:szCs w:val="26"/>
         </w:rPr>
-        <w:t>- Port of loading : DA NANG PORT, VIETNAM.</w:t>
+        <w:t>- Port of loading : {{pol}}.</w:t>
       </w:r>
     </w:p>
     <w:p>
@@ -1223,7 +1223,7 @@
           <w:sz w:val="26"/>
           <w:szCs w:val="26"/>
         </w:rPr>
-        <w:t>- Time of shipment: June 2026</w:t>
+        <w:t>- Time of shipment: {{shipment_time}}</w:t>
       </w:r>
     </w:p>
     <w:p>
@@ -1313,7 +1313,7 @@
           <w:sz w:val="26"/>
           <w:szCs w:val="26"/>
         </w:rPr>
-        <w:t>4.Term of payment : L/C at sight</w:t>
+        <w:t>4.Term of payment : {{payment}}</w:t>
       </w:r>
     </w:p>
     <w:p>
@@ -1597,7 +1597,7 @@
           <w:szCs w:val="26"/>
           <w:lang w:val="en-US" w:eastAsia="en-US"/>
         </w:rPr>
-        <w:t>3/3 Original Bill of lading marked Freight Collect</w:t>
+        <w:t>3/3 Original Bill of lading marked {{freight_mark}}</w:t>
       </w:r>
     </w:p>
     <w:p>

--- a/docs/contract-template-samples/sample_SC_FOB.docx
+++ b/docs/contract-template-samples/sample_SC_FOB.docx
@@ -1832,7 +1832,7 @@
           <w:szCs w:val="26"/>
           <w:lang w:val="en-US" w:eastAsia="en-US"/>
         </w:rPr>
-        <w:t xml:space="preserve">Other Conditions: </w:t>
+        <w:t xml:space="preserve">{{#has_extra_terms}}Other Conditions: {{/has_extra_terms}}</w:t>
       </w:r>
     </w:p>
     <w:p>

--- a/docs/contract-template-samples/sample_SC_FOB.docx
+++ b/docs/contract-template-samples/sample_SC_FOB.docx
@@ -1403,7 +1403,7 @@
           <w:lang w:eastAsia="en-US"/>
         </w:rPr>
         <w:lastRenderedPageBreak/>
-        <w:t>Ben’s Bank detail:</w:t>
+        <w:t>Beneficiary’s Bank detail:</w:t>
       </w:r>
     </w:p>
     <w:p>
